--- a/Прямой и перекрестный Ethernet кабель, в чем отличия.docx
+++ b/Прямой и перекрестный Ethernet кабель, в чем отличия.docx
@@ -15,18 +15,18 @@
       <w:pPr>
         <w:spacing w:after="0"/>
         <w:jc w:val="both"/>
+      </w:pPr>
+      <w:r>
+        <w:t xml:space="preserve">Разъем </w:t>
+      </w:r>
+      <w:r>
         <w:rPr>
           <w:lang w:val="en-US"/>
         </w:rPr>
-      </w:pPr>
-      <w:r>
-        <w:t xml:space="preserve">Разъем </w:t>
-      </w:r>
-      <w:r>
-        <w:rPr>
-          <w:lang w:val="en-US"/>
-        </w:rPr>
-        <w:t>RG 45</w:t>
+        <w:t>RG</w:t>
+      </w:r>
+      <w:r>
+        <w:t xml:space="preserve"> 45</w:t>
       </w:r>
     </w:p>
     <w:p>
@@ -109,7 +109,7 @@
                     <pic:cNvPicPr/>
                   </pic:nvPicPr>
                   <pic:blipFill>
-                    <a:blip r:embed="rId4">
+                    <a:blip r:embed="rId5">
                       <a:extLst>
                         <a:ext uri="{28A0092B-C50C-407E-A947-70E740481C1C}">
                           <a14:useLocalDpi xmlns:a14="http://schemas.microsoft.com/office/drawing/2010/main" val="0"/>
@@ -194,7 +194,7 @@
                     <pic:cNvPicPr/>
                   </pic:nvPicPr>
                   <pic:blipFill>
-                    <a:blip r:embed="rId5"/>
+                    <a:blip r:embed="rId6"/>
                     <a:stretch>
                       <a:fillRect/>
                     </a:stretch>
@@ -233,15 +233,7 @@
         <w:t xml:space="preserve">обеих сторон </w:t>
       </w:r>
       <w:r>
-        <w:t xml:space="preserve">у </w:t>
-      </w:r>
-      <w:proofErr w:type="spellStart"/>
-      <w:r>
-        <w:t>патчкорда</w:t>
-      </w:r>
-      <w:proofErr w:type="spellEnd"/>
-      <w:r>
-        <w:t xml:space="preserve"> раскладк</w:t>
+        <w:t>у патчкорда раскладк</w:t>
       </w:r>
       <w:r>
         <w:t>и</w:t>
@@ -274,12 +266,8 @@
         <w:t>B</w:t>
       </w:r>
       <w:r>
-        <w:t xml:space="preserve"> - </w:t>
-      </w:r>
-      <w:r>
-        <w:t>568</w:t>
-      </w:r>
-      <w:proofErr w:type="gramStart"/>
+        <w:t xml:space="preserve"> - 568</w:t>
+      </w:r>
       <w:r>
         <w:rPr>
           <w:lang w:val="en-US"/>
@@ -287,46 +275,228 @@
         <w:t>B</w:t>
       </w:r>
       <w:r>
+        <w:t xml:space="preserve">  или 568А – 568А  – такой кабель называется прямым. Используется для соединения: коммутатор-маршрутизатор, ПК – коммутатор. </w:t>
+      </w:r>
+      <w:r>
+        <w:t xml:space="preserve"> Но щас говорят, что использование прямых кабелей 568А является устаревшим, и в настоящее время </w:t>
+      </w:r>
+      <w:r>
+        <w:t xml:space="preserve">чаще пользуются кабелями 568В. </w:t>
+      </w:r>
+    </w:p>
+    <w:p>
+      <w:pPr>
+        <w:spacing w:after="0"/>
+        <w:jc w:val="both"/>
+      </w:pPr>
+      <w:r>
+        <w:t>Иногда говорят, что прямой кабель используется в том случае, если с одной стороны подключения имеется коммутатор.</w:t>
+      </w:r>
+    </w:p>
+    <w:p>
+      <w:pPr>
+        <w:spacing w:after="0"/>
+        <w:jc w:val="both"/>
+      </w:pPr>
+      <w:r>
+        <w:rPr>
+          <w:noProof/>
+        </w:rPr>
+        <w:lastRenderedPageBreak/>
+        <w:drawing>
+          <wp:inline distT="0" distB="0" distL="0" distR="0" wp14:anchorId="10073F36" wp14:editId="1A2F76CB">
+            <wp:extent cx="5939790" cy="3269615"/>
+            <wp:effectExtent l="0" t="0" r="3810" b="6985"/>
+            <wp:docPr id="1599911026" name="Рисунок 1"/>
+            <wp:cNvGraphicFramePr>
+              <a:graphicFrameLocks xmlns:a="http://schemas.openxmlformats.org/drawingml/2006/main" noChangeAspect="1"/>
+            </wp:cNvGraphicFramePr>
+            <a:graphic xmlns:a="http://schemas.openxmlformats.org/drawingml/2006/main">
+              <a:graphicData uri="http://schemas.openxmlformats.org/drawingml/2006/picture">
+                <pic:pic xmlns:pic="http://schemas.openxmlformats.org/drawingml/2006/picture">
+                  <pic:nvPicPr>
+                    <pic:cNvPr id="1599911026" name=""/>
+                    <pic:cNvPicPr/>
+                  </pic:nvPicPr>
+                  <pic:blipFill>
+                    <a:blip r:embed="rId7"/>
+                    <a:stretch>
+                      <a:fillRect/>
+                    </a:stretch>
+                  </pic:blipFill>
+                  <pic:spPr>
+                    <a:xfrm>
+                      <a:off x="0" y="0"/>
+                      <a:ext cx="5939790" cy="3269615"/>
+                    </a:xfrm>
+                    <a:prstGeom prst="rect">
+                      <a:avLst/>
+                    </a:prstGeom>
+                  </pic:spPr>
+                </pic:pic>
+              </a:graphicData>
+            </a:graphic>
+          </wp:inline>
+        </w:drawing>
+      </w:r>
+    </w:p>
+    <w:p>
+      <w:pPr>
+        <w:spacing w:after="0"/>
+        <w:jc w:val="both"/>
+      </w:pPr>
+    </w:p>
+    <w:p>
+      <w:pPr>
+        <w:spacing w:after="0"/>
+        <w:jc w:val="both"/>
+      </w:pPr>
+      <w:r>
+        <w:t>Если с одной стороны 568А, а с другой 568В, такой кабель называется кроссовым, или перекрестным.</w:t>
+      </w:r>
+    </w:p>
+    <w:p>
+      <w:pPr>
+        <w:spacing w:after="0"/>
+        <w:jc w:val="both"/>
+      </w:pPr>
+    </w:p>
+    <w:p>
+      <w:pPr>
+        <w:spacing w:after="0"/>
+        <w:jc w:val="both"/>
+      </w:pPr>
+      <w:r>
+        <w:rPr>
+          <w:noProof/>
+        </w:rPr>
+        <w:drawing>
+          <wp:inline distT="0" distB="0" distL="0" distR="0" wp14:anchorId="42F95681" wp14:editId="274A8916">
+            <wp:extent cx="5939790" cy="2720340"/>
+            <wp:effectExtent l="0" t="0" r="3810" b="3810"/>
+            <wp:docPr id="674740875" name="Рисунок 1"/>
+            <wp:cNvGraphicFramePr>
+              <a:graphicFrameLocks xmlns:a="http://schemas.openxmlformats.org/drawingml/2006/main" noChangeAspect="1"/>
+            </wp:cNvGraphicFramePr>
+            <a:graphic xmlns:a="http://schemas.openxmlformats.org/drawingml/2006/main">
+              <a:graphicData uri="http://schemas.openxmlformats.org/drawingml/2006/picture">
+                <pic:pic xmlns:pic="http://schemas.openxmlformats.org/drawingml/2006/picture">
+                  <pic:nvPicPr>
+                    <pic:cNvPr id="674740875" name=""/>
+                    <pic:cNvPicPr/>
+                  </pic:nvPicPr>
+                  <pic:blipFill>
+                    <a:blip r:embed="rId8"/>
+                    <a:stretch>
+                      <a:fillRect/>
+                    </a:stretch>
+                  </pic:blipFill>
+                  <pic:spPr>
+                    <a:xfrm>
+                      <a:off x="0" y="0"/>
+                      <a:ext cx="5939790" cy="2720340"/>
+                    </a:xfrm>
+                    <a:prstGeom prst="rect">
+                      <a:avLst/>
+                    </a:prstGeom>
+                  </pic:spPr>
+                </pic:pic>
+              </a:graphicData>
+            </a:graphic>
+          </wp:inline>
+        </w:drawing>
+      </w:r>
+    </w:p>
+    <w:p>
+      <w:pPr>
+        <w:spacing w:after="0"/>
+        <w:jc w:val="both"/>
+      </w:pPr>
+      <w:r>
+        <w:t>Такой кабель используется для соединения:</w:t>
+      </w:r>
+    </w:p>
+    <w:p>
+      <w:pPr>
+        <w:pStyle w:val="a7"/>
+        <w:numPr>
+          <w:ilvl w:val="0"/>
+          <w:numId w:val="1"/>
+        </w:numPr>
+        <w:spacing w:after="0"/>
+        <w:jc w:val="both"/>
+      </w:pPr>
+      <w:r>
+        <w:t>Маршрутизатор – маршрутизатор</w:t>
+      </w:r>
+    </w:p>
+    <w:p>
+      <w:pPr>
+        <w:pStyle w:val="a7"/>
+        <w:numPr>
+          <w:ilvl w:val="0"/>
+          <w:numId w:val="1"/>
+        </w:numPr>
+        <w:spacing w:after="0"/>
+        <w:jc w:val="both"/>
+      </w:pPr>
+      <w:r>
+        <w:t>ПК – ПК</w:t>
+      </w:r>
+    </w:p>
+    <w:p>
+      <w:pPr>
+        <w:pStyle w:val="a7"/>
+        <w:numPr>
+          <w:ilvl w:val="0"/>
+          <w:numId w:val="1"/>
+        </w:numPr>
+        <w:spacing w:after="0"/>
+        <w:jc w:val="both"/>
+      </w:pPr>
+      <w:r>
+        <w:t>Коммутатор – Коммутатор</w:t>
+      </w:r>
+    </w:p>
+    <w:p>
+      <w:pPr>
+        <w:pStyle w:val="a7"/>
+        <w:numPr>
+          <w:ilvl w:val="0"/>
+          <w:numId w:val="1"/>
+        </w:numPr>
+        <w:spacing w:after="0"/>
+        <w:jc w:val="both"/>
+      </w:pPr>
+      <w:r>
+        <w:t xml:space="preserve">ПК </w:t>
+      </w:r>
+      <w:r>
+        <w:t>–</w:t>
+      </w:r>
+      <w:r>
+        <w:t xml:space="preserve"> Маршрутизатор</w:t>
+      </w:r>
+      <w:r>
         <w:t xml:space="preserve"> </w:t>
       </w:r>
       <w:r>
-        <w:t xml:space="preserve"> или</w:t>
-      </w:r>
-      <w:proofErr w:type="gramEnd"/>
-      <w:r>
-        <w:t xml:space="preserve"> </w:t>
-      </w:r>
-      <w:r>
-        <w:t>568</w:t>
-      </w:r>
-      <w:r>
-        <w:t xml:space="preserve">А – </w:t>
-      </w:r>
-      <w:r>
-        <w:t>568</w:t>
-      </w:r>
-      <w:proofErr w:type="gramStart"/>
-      <w:r>
-        <w:t>А</w:t>
-      </w:r>
-      <w:r>
-        <w:t xml:space="preserve"> </w:t>
-      </w:r>
-      <w:r>
-        <w:t xml:space="preserve"> –</w:t>
-      </w:r>
-      <w:proofErr w:type="gramEnd"/>
-      <w:r>
-        <w:t xml:space="preserve"> такой кабель называется прямым. Используется для соединения: коммутатор-маршрутизатор, ПК – коммутатор. </w:t>
-      </w:r>
-      <w:r>
-        <w:t xml:space="preserve"> Но щас говорят, что использование прямых кабелей </w:t>
-      </w:r>
-      <w:r>
-        <w:t>568А</w:t>
-      </w:r>
-      <w:r>
-        <w:t xml:space="preserve"> является устаревшим, и в настоящее время </w:t>
+        <w:tab/>
+      </w:r>
+    </w:p>
+    <w:p>
+      <w:pPr>
+        <w:spacing w:after="0"/>
+        <w:jc w:val="both"/>
+      </w:pPr>
+    </w:p>
+    <w:p>
+      <w:pPr>
+        <w:spacing w:after="0"/>
+        <w:jc w:val="both"/>
+      </w:pPr>
+      <w:r>
+        <w:t xml:space="preserve"> Часто, у телекоммуникационного оборудования, на интерфейсах используется автоматическое определение полярности, т.е., по сути, оборудованию без разницы какой тип патчкорда. Но не каждый производитель реализует эту функцию.</w:t>
       </w:r>
     </w:p>
     <w:sectPr>
@@ -337,6 +507,127 @@
     </w:sectPr>
   </w:body>
 </w:document>
+</file>
+
+<file path=word/numbering.xml><?xml version="1.0" encoding="utf-8"?>
+<w:numbering xmlns:wpc="http://schemas.microsoft.com/office/word/2010/wordprocessingCanvas" xmlns:cx="http://schemas.microsoft.com/office/drawing/2014/chartex" xmlns:cx1="http://schemas.microsoft.com/office/drawing/2015/9/8/chartex" xmlns:cx2="http://schemas.microsoft.com/office/drawing/2015/10/21/chartex" xmlns:cx3="http://schemas.microsoft.com/office/drawing/2016/5/9/chartex" xmlns:cx4="http://schemas.microsoft.com/office/drawing/2016/5/10/chartex" xmlns:cx5="http://schemas.microsoft.com/office/drawing/2016/5/11/chartex" xmlns:cx6="http://schemas.microsoft.com/office/drawing/2016/5/12/chartex" xmlns:cx7="http://schemas.microsoft.com/office/drawing/2016/5/13/chartex" xmlns:cx8="http://schemas.microsoft.com/office/drawing/2016/5/14/chartex" xmlns:mc="http://schemas.openxmlformats.org/markup-compatibility/2006" xmlns:aink="http://schemas.microsoft.com/office/drawing/2016/ink" xmlns:am3d="http://schemas.microsoft.com/office/drawing/2017/model3d" xmlns:o="urn:schemas-microsoft-com:office:office" xmlns:oel="http://schemas.microsoft.com/office/2019/extlst" xmlns:r="http://schemas.openxmlformats.org/officeDocument/2006/relationships" xmlns:m="http://schemas.openxmlformats.org/officeDocument/2006/math" xmlns:v="urn:schemas-microsoft-com:vml" xmlns:wp14="http://schemas.microsoft.com/office/word/2010/wordprocessingDrawing" xmlns:wp="http://schemas.openxmlformats.org/drawingml/2006/wordprocessingDrawing" xmlns:w10="urn:schemas-microsoft-com:office:word" xmlns:w="http://schemas.openxmlformats.org/wordprocessingml/2006/main" xmlns:w14="http://schemas.microsoft.com/office/word/2010/wordml" xmlns:w15="http://schemas.microsoft.com/office/word/2012/wordml" xmlns:w16cex="http://schemas.microsoft.com/office/word/2018/wordml/cex" xmlns:w16cid="http://schemas.microsoft.com/office/word/2016/wordml/cid" xmlns:w16="http://schemas.microsoft.com/office/word/2018/wordml" xmlns:w16du="http://schemas.microsoft.com/office/word/2023/wordml/word16du" xmlns:w16sdtdh="http://schemas.microsoft.com/office/word/2020/wordml/sdtdatahash" xmlns:w16sdtfl="http://schemas.microsoft.com/office/word/2024/wordml/sdtformatlock" xmlns:w16se="http://schemas.microsoft.com/office/word/2015/wordml/symex" xmlns:wpg="http://schemas.microsoft.com/office/word/2010/wordprocessingGroup" xmlns:wpi="http://schemas.microsoft.com/office/word/2010/wordprocessingInk" xmlns:wne="http://schemas.microsoft.com/office/word/2006/wordml" xmlns:wps="http://schemas.microsoft.com/office/word/2010/wordprocessingShape" mc:Ignorable="w14 w15 w16se w16cid w16 w16cex w16sdtdh w16sdtfl w16du wp14">
+  <w:abstractNum w:abstractNumId="0" w15:restartNumberingAfterBreak="0">
+    <w:nsid w:val="05FC4971"/>
+    <w:multiLevelType w:val="hybridMultilevel"/>
+    <w:tmpl w:val="6AC47D5E"/>
+    <w:lvl w:ilvl="0" w:tplc="04190001">
+      <w:start w:val="1"/>
+      <w:numFmt w:val="bullet"/>
+      <w:lvlText w:val=""/>
+      <w:lvlJc w:val="left"/>
+      <w:pPr>
+        <w:ind w:left="720" w:hanging="360"/>
+      </w:pPr>
+      <w:rPr>
+        <w:rFonts w:ascii="Symbol" w:hAnsi="Symbol" w:hint="default"/>
+      </w:rPr>
+    </w:lvl>
+    <w:lvl w:ilvl="1" w:tplc="04190003" w:tentative="1">
+      <w:start w:val="1"/>
+      <w:numFmt w:val="bullet"/>
+      <w:lvlText w:val="o"/>
+      <w:lvlJc w:val="left"/>
+      <w:pPr>
+        <w:ind w:left="1440" w:hanging="360"/>
+      </w:pPr>
+      <w:rPr>
+        <w:rFonts w:ascii="Courier New" w:hAnsi="Courier New" w:cs="Courier New" w:hint="default"/>
+      </w:rPr>
+    </w:lvl>
+    <w:lvl w:ilvl="2" w:tplc="04190005" w:tentative="1">
+      <w:start w:val="1"/>
+      <w:numFmt w:val="bullet"/>
+      <w:lvlText w:val=""/>
+      <w:lvlJc w:val="left"/>
+      <w:pPr>
+        <w:ind w:left="2160" w:hanging="360"/>
+      </w:pPr>
+      <w:rPr>
+        <w:rFonts w:ascii="Wingdings" w:hAnsi="Wingdings" w:hint="default"/>
+      </w:rPr>
+    </w:lvl>
+    <w:lvl w:ilvl="3" w:tplc="04190001" w:tentative="1">
+      <w:start w:val="1"/>
+      <w:numFmt w:val="bullet"/>
+      <w:lvlText w:val=""/>
+      <w:lvlJc w:val="left"/>
+      <w:pPr>
+        <w:ind w:left="2880" w:hanging="360"/>
+      </w:pPr>
+      <w:rPr>
+        <w:rFonts w:ascii="Symbol" w:hAnsi="Symbol" w:hint="default"/>
+      </w:rPr>
+    </w:lvl>
+    <w:lvl w:ilvl="4" w:tplc="04190003" w:tentative="1">
+      <w:start w:val="1"/>
+      <w:numFmt w:val="bullet"/>
+      <w:lvlText w:val="o"/>
+      <w:lvlJc w:val="left"/>
+      <w:pPr>
+        <w:ind w:left="3600" w:hanging="360"/>
+      </w:pPr>
+      <w:rPr>
+        <w:rFonts w:ascii="Courier New" w:hAnsi="Courier New" w:cs="Courier New" w:hint="default"/>
+      </w:rPr>
+    </w:lvl>
+    <w:lvl w:ilvl="5" w:tplc="04190005" w:tentative="1">
+      <w:start w:val="1"/>
+      <w:numFmt w:val="bullet"/>
+      <w:lvlText w:val=""/>
+      <w:lvlJc w:val="left"/>
+      <w:pPr>
+        <w:ind w:left="4320" w:hanging="360"/>
+      </w:pPr>
+      <w:rPr>
+        <w:rFonts w:ascii="Wingdings" w:hAnsi="Wingdings" w:hint="default"/>
+      </w:rPr>
+    </w:lvl>
+    <w:lvl w:ilvl="6" w:tplc="04190001" w:tentative="1">
+      <w:start w:val="1"/>
+      <w:numFmt w:val="bullet"/>
+      <w:lvlText w:val=""/>
+      <w:lvlJc w:val="left"/>
+      <w:pPr>
+        <w:ind w:left="5040" w:hanging="360"/>
+      </w:pPr>
+      <w:rPr>
+        <w:rFonts w:ascii="Symbol" w:hAnsi="Symbol" w:hint="default"/>
+      </w:rPr>
+    </w:lvl>
+    <w:lvl w:ilvl="7" w:tplc="04190003" w:tentative="1">
+      <w:start w:val="1"/>
+      <w:numFmt w:val="bullet"/>
+      <w:lvlText w:val="o"/>
+      <w:lvlJc w:val="left"/>
+      <w:pPr>
+        <w:ind w:left="5760" w:hanging="360"/>
+      </w:pPr>
+      <w:rPr>
+        <w:rFonts w:ascii="Courier New" w:hAnsi="Courier New" w:cs="Courier New" w:hint="default"/>
+      </w:rPr>
+    </w:lvl>
+    <w:lvl w:ilvl="8" w:tplc="04190005" w:tentative="1">
+      <w:start w:val="1"/>
+      <w:numFmt w:val="bullet"/>
+      <w:lvlText w:val=""/>
+      <w:lvlJc w:val="left"/>
+      <w:pPr>
+        <w:ind w:left="6480" w:hanging="360"/>
+      </w:pPr>
+      <w:rPr>
+        <w:rFonts w:ascii="Wingdings" w:hAnsi="Wingdings" w:hint="default"/>
+      </w:rPr>
+    </w:lvl>
+  </w:abstractNum>
+  <w:num w:numId="1" w16cid:durableId="824787274">
+    <w:abstractNumId w:val="0"/>
+  </w:num>
+</w:numbering>
 </file>
 
 <file path=word/styles.xml><?xml version="1.0" encoding="utf-8"?>
